--- a/Focus Group Materials/Athlete Materials/Hunter Snyder/Hunter_Snyder_2026-04-20to2026-04-26_VF_ParentMessage.docx
+++ b/Focus Group Materials/Athlete Materials/Hunter Snyder/Hunter_Snyder_2026-04-20to2026-04-26_VF_ParentMessage.docx
@@ -38,7 +38,7 @@
     </w:p>
     <w:p>
       <w:r>
-        <w:t>What stood out this week was the wrestling banquet on Sunday, where Hunter received the Wrestler of the Year award for the season. Equally important is how he framed his week's goal in his own words: "1% better everyday with the intention of healing as best as possible." That mindset is the right fit for the phase he's in.</w:t>
+        <w:t>What stood out this week was the wrestling banquet, where Hunter received the Wrestler of the Year award for the season. Equally important is the way he set his goal for the week, framed around small daily improvements with healing as the priority. That mindset is the right fit for the phase he's in.</w:t>
       </w:r>
     </w:p>
     <w:p>
